--- a/Теория.docx
+++ b/Теория.docx
@@ -5,7 +5,7 @@
     <w:p>
       <w:pPr>
         <w:spacing w:after="0" w:line="240" w:lineRule="auto"/>
-        <w:jc w:val="center"/>
+        <w:jc w:val="both"/>
         <w:rPr>
           <w:rFonts w:ascii="Times New Roman" w:hAnsi="Times New Roman" w:cs="Times New Roman"/>
           <w:b/>
@@ -26,7 +26,7 @@
     <w:p>
       <w:pPr>
         <w:spacing w:after="0" w:line="240" w:lineRule="auto"/>
-        <w:jc w:val="center"/>
+        <w:jc w:val="both"/>
         <w:rPr>
           <w:rFonts w:ascii="Times New Roman" w:hAnsi="Times New Roman" w:cs="Times New Roman"/>
           <w:b/>
@@ -65,7 +65,7 @@
     <w:p>
       <w:pPr>
         <w:spacing w:after="0" w:line="240" w:lineRule="auto"/>
-        <w:jc w:val="center"/>
+        <w:jc w:val="both"/>
         <w:rPr>
           <w:rFonts w:ascii="Times New Roman" w:hAnsi="Times New Roman" w:cs="Times New Roman"/>
           <w:b/>
@@ -77,7 +77,6 @@
     <w:p>
       <w:pPr>
         <w:spacing w:after="0" w:line="240" w:lineRule="auto"/>
-        <w:jc w:val="center"/>
         <w:rPr>
           <w:rFonts w:ascii="Times New Roman" w:hAnsi="Times New Roman" w:cs="Times New Roman"/>
           <w:b/>
@@ -118,7 +117,7 @@
     <w:p>
       <w:pPr>
         <w:spacing w:after="0" w:line="240" w:lineRule="auto"/>
-        <w:jc w:val="center"/>
+        <w:jc w:val="both"/>
         <w:rPr>
           <w:rFonts w:ascii="Times New Roman" w:hAnsi="Times New Roman" w:cs="Times New Roman"/>
           <w:b/>
@@ -130,7 +129,7 @@
     <w:p>
       <w:pPr>
         <w:spacing w:after="0" w:line="240" w:lineRule="auto"/>
-        <w:jc w:val="center"/>
+        <w:jc w:val="both"/>
         <w:rPr>
           <w:rFonts w:ascii="Times New Roman" w:hAnsi="Times New Roman" w:cs="Times New Roman"/>
           <w:b/>
@@ -153,7 +152,7 @@
     <w:p>
       <w:pPr>
         <w:spacing w:after="0" w:line="240" w:lineRule="auto"/>
-        <w:jc w:val="center"/>
+        <w:jc w:val="both"/>
         <w:rPr>
           <w:rFonts w:ascii="Times New Roman" w:hAnsi="Times New Roman" w:cs="Times New Roman"/>
           <w:b/>
@@ -181,7 +180,7 @@
           <w:p>
             <w:pPr>
               <w:spacing w:before="240"/>
-              <w:jc w:val="center"/>
+              <w:jc w:val="both"/>
               <w:rPr>
                 <w:rFonts w:ascii="Times New Roman" w:hAnsi="Times New Roman" w:cs="Times New Roman"/>
                 <w:b/>
@@ -207,7 +206,7 @@
           <w:p>
             <w:pPr>
               <w:spacing w:before="240"/>
-              <w:jc w:val="center"/>
+              <w:jc w:val="both"/>
               <w:rPr>
                 <w:rFonts w:ascii="Times New Roman" w:hAnsi="Times New Roman" w:cs="Times New Roman"/>
                 <w:b/>
@@ -445,7 +444,7 @@
     <w:p>
       <w:pPr>
         <w:spacing w:after="0" w:line="240" w:lineRule="auto"/>
-        <w:jc w:val="center"/>
+        <w:jc w:val="both"/>
         <w:rPr>
           <w:rFonts w:ascii="Times New Roman" w:hAnsi="Times New Roman" w:cs="Times New Roman"/>
           <w:b/>
@@ -875,7 +874,7 @@
     <w:p>
       <w:pPr>
         <w:spacing w:after="0" w:line="240" w:lineRule="auto"/>
-        <w:jc w:val="center"/>
+        <w:jc w:val="both"/>
         <w:rPr>
           <w:rFonts w:ascii="Times New Roman" w:hAnsi="Times New Roman" w:cs="Times New Roman"/>
           <w:b/>
@@ -902,7 +901,7 @@
           <w:p>
             <w:pPr>
               <w:spacing w:before="240"/>
-              <w:jc w:val="center"/>
+              <w:jc w:val="both"/>
               <w:rPr>
                 <w:rFonts w:ascii="Times New Roman" w:hAnsi="Times New Roman" w:cs="Times New Roman"/>
                 <w:b/>
@@ -928,7 +927,7 @@
           <w:p>
             <w:pPr>
               <w:spacing w:before="240"/>
-              <w:jc w:val="center"/>
+              <w:jc w:val="both"/>
               <w:rPr>
                 <w:rFonts w:ascii="Times New Roman" w:hAnsi="Times New Roman" w:cs="Times New Roman"/>
                 <w:b/>
@@ -1240,7 +1239,7 @@
                 <w:tab w:val="left" w:pos="1245"/>
                 <w:tab w:val="center" w:pos="1699"/>
               </w:tabs>
-              <w:jc w:val="center"/>
+              <w:jc w:val="both"/>
               <w:rPr>
                 <w:rFonts w:ascii="Times New Roman" w:hAnsi="Times New Roman" w:cs="Times New Roman"/>
                 <w:b/>
@@ -1267,7 +1266,7 @@
           </w:tcPr>
           <w:p>
             <w:pPr>
-              <w:jc w:val="center"/>
+              <w:jc w:val="both"/>
               <w:rPr>
                 <w:rFonts w:ascii="Times New Roman" w:hAnsi="Times New Roman" w:cs="Times New Roman"/>
                 <w:b/>
@@ -1293,7 +1292,7 @@
           </w:tcPr>
           <w:p>
             <w:pPr>
-              <w:jc w:val="center"/>
+              <w:jc w:val="both"/>
               <w:rPr>
                 <w:rFonts w:ascii="Times New Roman" w:hAnsi="Times New Roman" w:cs="Times New Roman"/>
                 <w:b/>
@@ -1974,7 +1973,7 @@
           <w:p>
             <w:pPr>
               <w:spacing w:before="240"/>
-              <w:jc w:val="center"/>
+              <w:jc w:val="both"/>
               <w:rPr>
                 <w:rFonts w:ascii="Times New Roman" w:eastAsia="Times New Roman" w:hAnsi="Times New Roman" w:cs="Times New Roman"/>
                 <w:b/>
@@ -2002,7 +2001,7 @@
           <w:p>
             <w:pPr>
               <w:spacing w:before="240"/>
-              <w:jc w:val="center"/>
+              <w:jc w:val="both"/>
               <w:rPr>
                 <w:rFonts w:ascii="Times New Roman" w:eastAsia="Times New Roman" w:hAnsi="Times New Roman" w:cs="Times New Roman"/>
                 <w:b/>
@@ -4109,7 +4108,7 @@
     <w:p>
       <w:pPr>
         <w:spacing w:after="0" w:line="240" w:lineRule="auto"/>
-        <w:jc w:val="center"/>
+        <w:jc w:val="both"/>
         <w:rPr>
           <w:rFonts w:ascii="Times New Roman" w:eastAsia="Times New Roman" w:hAnsi="Times New Roman" w:cs="Times New Roman"/>
           <w:b/>
@@ -4162,7 +4161,7 @@
     <w:p>
       <w:pPr>
         <w:spacing w:after="0" w:line="240" w:lineRule="auto"/>
-        <w:jc w:val="center"/>
+        <w:jc w:val="both"/>
         <w:rPr>
           <w:rFonts w:ascii="Times New Roman" w:eastAsia="Times New Roman" w:hAnsi="Times New Roman" w:cs="Times New Roman"/>
           <w:b/>
@@ -4294,7 +4293,7 @@
     <w:p>
       <w:pPr>
         <w:spacing w:after="0" w:line="240" w:lineRule="auto"/>
-        <w:jc w:val="center"/>
+        <w:jc w:val="both"/>
         <w:rPr>
           <w:rFonts w:ascii="Times New Roman" w:eastAsia="Times New Roman" w:hAnsi="Times New Roman" w:cs="Times New Roman"/>
           <w:b/>
@@ -4355,7 +4354,7 @@
     <w:p>
       <w:pPr>
         <w:spacing w:after="0" w:line="240" w:lineRule="auto"/>
-        <w:jc w:val="center"/>
+        <w:jc w:val="both"/>
         <w:rPr>
           <w:rFonts w:ascii="Times New Roman" w:eastAsia="Times New Roman" w:hAnsi="Times New Roman" w:cs="Times New Roman"/>
           <w:b/>
@@ -4499,7 +4498,7 @@
     <w:p>
       <w:pPr>
         <w:spacing w:after="0" w:line="240" w:lineRule="auto"/>
-        <w:jc w:val="center"/>
+        <w:jc w:val="both"/>
         <w:rPr>
           <w:rFonts w:ascii="Times New Roman" w:eastAsia="Times New Roman" w:hAnsi="Times New Roman" w:cs="Times New Roman"/>
           <w:sz w:val="28"/>
@@ -4559,7 +4558,7 @@
     <w:p>
       <w:pPr>
         <w:spacing w:after="0" w:line="240" w:lineRule="auto"/>
-        <w:jc w:val="center"/>
+        <w:jc w:val="both"/>
         <w:rPr>
           <w:rFonts w:ascii="Times New Roman" w:eastAsia="Times New Roman" w:hAnsi="Times New Roman" w:cs="Times New Roman"/>
           <w:sz w:val="28"/>
@@ -4702,7 +4701,7 @@
     <w:p>
       <w:pPr>
         <w:spacing w:after="0" w:line="240" w:lineRule="auto"/>
-        <w:jc w:val="center"/>
+        <w:jc w:val="both"/>
         <w:rPr>
           <w:rFonts w:ascii="Times New Roman" w:eastAsia="Times New Roman" w:hAnsi="Times New Roman" w:cs="Times New Roman"/>
           <w:sz w:val="28"/>
@@ -4762,7 +4761,7 @@
     <w:p>
       <w:pPr>
         <w:spacing w:after="0" w:line="240" w:lineRule="auto"/>
-        <w:jc w:val="center"/>
+        <w:jc w:val="both"/>
         <w:rPr>
           <w:rFonts w:ascii="Times New Roman" w:eastAsia="Times New Roman" w:hAnsi="Times New Roman" w:cs="Times New Roman"/>
           <w:sz w:val="28"/>
@@ -4887,7 +4886,7 @@
     <w:p>
       <w:pPr>
         <w:spacing w:after="0" w:line="240" w:lineRule="auto"/>
-        <w:jc w:val="center"/>
+        <w:jc w:val="both"/>
         <w:rPr>
           <w:rFonts w:ascii="Times New Roman" w:eastAsia="Times New Roman" w:hAnsi="Times New Roman" w:cs="Times New Roman"/>
           <w:sz w:val="28"/>
@@ -4948,7 +4947,7 @@
     <w:p>
       <w:pPr>
         <w:spacing w:after="0" w:line="240" w:lineRule="auto"/>
-        <w:jc w:val="center"/>
+        <w:jc w:val="both"/>
         <w:rPr>
           <w:rFonts w:ascii="Times New Roman" w:eastAsia="Times New Roman" w:hAnsi="Times New Roman" w:cs="Times New Roman"/>
           <w:sz w:val="28"/>
@@ -5053,7 +5052,7 @@
     <w:p>
       <w:pPr>
         <w:spacing w:after="0" w:line="240" w:lineRule="auto"/>
-        <w:jc w:val="center"/>
+        <w:jc w:val="both"/>
         <w:rPr>
           <w:rFonts w:ascii="Times New Roman" w:eastAsia="Times New Roman" w:hAnsi="Times New Roman" w:cs="Times New Roman"/>
           <w:sz w:val="28"/>
@@ -5122,7 +5121,7 @@
     <w:p>
       <w:pPr>
         <w:spacing w:after="0" w:line="240" w:lineRule="auto"/>
-        <w:jc w:val="center"/>
+        <w:jc w:val="both"/>
         <w:rPr>
           <w:rFonts w:ascii="Times New Roman" w:eastAsia="Times New Roman" w:hAnsi="Times New Roman" w:cs="Times New Roman"/>
           <w:sz w:val="28"/>
@@ -5442,59 +5441,59 @@
     <w:p>
       <w:pPr>
         <w:spacing w:after="0" w:line="240" w:lineRule="auto"/>
-        <w:jc w:val="center"/>
-        <w:rPr>
-          <w:rFonts w:ascii="Times New Roman" w:eastAsia="Times New Roman" w:hAnsi="Times New Roman" w:cs="Times New Roman"/>
-          <w:b/>
-          <w:sz w:val="28"/>
-          <w:szCs w:val="24"/>
-          <w:lang w:eastAsia="ru-RU"/>
-        </w:rPr>
-      </w:pPr>
-    </w:p>
-    <w:p>
-      <w:pPr>
-        <w:spacing w:after="0" w:line="240" w:lineRule="auto"/>
-        <w:jc w:val="center"/>
-        <w:rPr>
-          <w:rFonts w:ascii="Times New Roman" w:eastAsia="Times New Roman" w:hAnsi="Times New Roman" w:cs="Times New Roman"/>
-          <w:b/>
-          <w:sz w:val="28"/>
-          <w:szCs w:val="24"/>
-          <w:lang w:eastAsia="ru-RU"/>
-        </w:rPr>
-      </w:pPr>
-    </w:p>
-    <w:p>
-      <w:pPr>
-        <w:spacing w:after="0" w:line="240" w:lineRule="auto"/>
-        <w:jc w:val="center"/>
-        <w:rPr>
-          <w:rFonts w:ascii="Times New Roman" w:eastAsia="Times New Roman" w:hAnsi="Times New Roman" w:cs="Times New Roman"/>
-          <w:b/>
-          <w:sz w:val="28"/>
-          <w:szCs w:val="24"/>
-          <w:lang w:eastAsia="ru-RU"/>
-        </w:rPr>
-      </w:pPr>
-    </w:p>
-    <w:p>
-      <w:pPr>
-        <w:spacing w:after="0" w:line="240" w:lineRule="auto"/>
-        <w:jc w:val="center"/>
-        <w:rPr>
-          <w:rFonts w:ascii="Times New Roman" w:eastAsia="Times New Roman" w:hAnsi="Times New Roman" w:cs="Times New Roman"/>
-          <w:b/>
-          <w:sz w:val="28"/>
-          <w:szCs w:val="24"/>
-          <w:lang w:eastAsia="ru-RU"/>
-        </w:rPr>
-      </w:pPr>
-    </w:p>
-    <w:p>
-      <w:pPr>
-        <w:spacing w:after="0" w:line="240" w:lineRule="auto"/>
-        <w:jc w:val="center"/>
+        <w:jc w:val="both"/>
+        <w:rPr>
+          <w:rFonts w:ascii="Times New Roman" w:eastAsia="Times New Roman" w:hAnsi="Times New Roman" w:cs="Times New Roman"/>
+          <w:b/>
+          <w:sz w:val="28"/>
+          <w:szCs w:val="24"/>
+          <w:lang w:eastAsia="ru-RU"/>
+        </w:rPr>
+      </w:pPr>
+    </w:p>
+    <w:p>
+      <w:pPr>
+        <w:spacing w:after="0" w:line="240" w:lineRule="auto"/>
+        <w:jc w:val="both"/>
+        <w:rPr>
+          <w:rFonts w:ascii="Times New Roman" w:eastAsia="Times New Roman" w:hAnsi="Times New Roman" w:cs="Times New Roman"/>
+          <w:b/>
+          <w:sz w:val="28"/>
+          <w:szCs w:val="24"/>
+          <w:lang w:eastAsia="ru-RU"/>
+        </w:rPr>
+      </w:pPr>
+    </w:p>
+    <w:p>
+      <w:pPr>
+        <w:spacing w:after="0" w:line="240" w:lineRule="auto"/>
+        <w:jc w:val="both"/>
+        <w:rPr>
+          <w:rFonts w:ascii="Times New Roman" w:eastAsia="Times New Roman" w:hAnsi="Times New Roman" w:cs="Times New Roman"/>
+          <w:b/>
+          <w:sz w:val="28"/>
+          <w:szCs w:val="24"/>
+          <w:lang w:eastAsia="ru-RU"/>
+        </w:rPr>
+      </w:pPr>
+    </w:p>
+    <w:p>
+      <w:pPr>
+        <w:spacing w:after="0" w:line="240" w:lineRule="auto"/>
+        <w:jc w:val="both"/>
+        <w:rPr>
+          <w:rFonts w:ascii="Times New Roman" w:eastAsia="Times New Roman" w:hAnsi="Times New Roman" w:cs="Times New Roman"/>
+          <w:b/>
+          <w:sz w:val="28"/>
+          <w:szCs w:val="24"/>
+          <w:lang w:eastAsia="ru-RU"/>
+        </w:rPr>
+      </w:pPr>
+    </w:p>
+    <w:p>
+      <w:pPr>
+        <w:spacing w:after="0" w:line="240" w:lineRule="auto"/>
+        <w:jc w:val="both"/>
         <w:rPr>
           <w:rFonts w:ascii="Times New Roman" w:eastAsia="Times New Roman" w:hAnsi="Times New Roman" w:cs="Times New Roman"/>
           <w:b/>
@@ -5521,7 +5520,7 @@
           </w:tcPr>
           <w:p>
             <w:pPr>
-              <w:jc w:val="center"/>
+              <w:jc w:val="both"/>
               <w:rPr>
                 <w:rFonts w:ascii="Times New Roman" w:eastAsia="Times New Roman" w:hAnsi="Times New Roman" w:cs="Times New Roman"/>
                 <w:b/>
@@ -5548,7 +5547,7 @@
           </w:tcPr>
           <w:p>
             <w:pPr>
-              <w:jc w:val="center"/>
+              <w:jc w:val="both"/>
               <w:rPr>
                 <w:rFonts w:ascii="Times New Roman" w:eastAsia="Times New Roman" w:hAnsi="Times New Roman" w:cs="Times New Roman"/>
                 <w:b/>
@@ -5671,33 +5670,33 @@
     <w:p>
       <w:pPr>
         <w:spacing w:after="0" w:line="240" w:lineRule="auto"/>
-        <w:jc w:val="center"/>
-        <w:rPr>
-          <w:rFonts w:ascii="Times New Roman" w:eastAsia="Times New Roman" w:hAnsi="Times New Roman" w:cs="Times New Roman"/>
-          <w:b/>
-          <w:sz w:val="28"/>
-          <w:szCs w:val="24"/>
-          <w:lang w:eastAsia="ru-RU"/>
-        </w:rPr>
-      </w:pPr>
-    </w:p>
-    <w:p>
-      <w:pPr>
-        <w:spacing w:after="0" w:line="240" w:lineRule="auto"/>
-        <w:jc w:val="center"/>
-        <w:rPr>
-          <w:rFonts w:ascii="Times New Roman" w:eastAsia="Times New Roman" w:hAnsi="Times New Roman" w:cs="Times New Roman"/>
-          <w:b/>
-          <w:sz w:val="28"/>
-          <w:szCs w:val="24"/>
-          <w:lang w:eastAsia="ru-RU"/>
-        </w:rPr>
-      </w:pPr>
-    </w:p>
-    <w:p>
-      <w:pPr>
-        <w:spacing w:after="0" w:line="240" w:lineRule="auto"/>
-        <w:jc w:val="center"/>
+        <w:jc w:val="both"/>
+        <w:rPr>
+          <w:rFonts w:ascii="Times New Roman" w:eastAsia="Times New Roman" w:hAnsi="Times New Roman" w:cs="Times New Roman"/>
+          <w:b/>
+          <w:sz w:val="28"/>
+          <w:szCs w:val="24"/>
+          <w:lang w:eastAsia="ru-RU"/>
+        </w:rPr>
+      </w:pPr>
+    </w:p>
+    <w:p>
+      <w:pPr>
+        <w:spacing w:after="0" w:line="240" w:lineRule="auto"/>
+        <w:jc w:val="both"/>
+        <w:rPr>
+          <w:rFonts w:ascii="Times New Roman" w:eastAsia="Times New Roman" w:hAnsi="Times New Roman" w:cs="Times New Roman"/>
+          <w:b/>
+          <w:sz w:val="28"/>
+          <w:szCs w:val="24"/>
+          <w:lang w:eastAsia="ru-RU"/>
+        </w:rPr>
+      </w:pPr>
+    </w:p>
+    <w:p>
+      <w:pPr>
+        <w:spacing w:after="0" w:line="240" w:lineRule="auto"/>
+        <w:jc w:val="both"/>
         <w:rPr>
           <w:rFonts w:ascii="Times New Roman" w:eastAsia="Times New Roman" w:hAnsi="Times New Roman" w:cs="Times New Roman"/>
           <w:b/>
@@ -5730,7 +5729,7 @@
     <w:p>
       <w:pPr>
         <w:spacing w:after="0" w:line="240" w:lineRule="auto"/>
-        <w:jc w:val="center"/>
+        <w:jc w:val="both"/>
         <w:rPr>
           <w:rFonts w:ascii="Times New Roman" w:eastAsia="Times New Roman" w:hAnsi="Times New Roman" w:cs="Times New Roman"/>
           <w:b/>
@@ -5774,7 +5773,7 @@
     <w:p>
       <w:pPr>
         <w:spacing w:after="0" w:line="240" w:lineRule="auto"/>
-        <w:jc w:val="center"/>
+        <w:jc w:val="both"/>
         <w:rPr>
           <w:rFonts w:ascii="Times New Roman" w:eastAsia="Times New Roman" w:hAnsi="Times New Roman" w:cs="Times New Roman"/>
           <w:b/>
@@ -5802,7 +5801,7 @@
           <w:p>
             <w:pPr>
               <w:spacing w:before="240"/>
-              <w:jc w:val="center"/>
+              <w:jc w:val="both"/>
               <w:rPr>
                 <w:rFonts w:ascii="Times New Roman" w:eastAsia="Times New Roman" w:hAnsi="Times New Roman" w:cs="Times New Roman"/>
                 <w:b/>
@@ -5830,7 +5829,7 @@
           <w:p>
             <w:pPr>
               <w:spacing w:before="240"/>
-              <w:jc w:val="center"/>
+              <w:jc w:val="both"/>
               <w:rPr>
                 <w:rFonts w:ascii="Times New Roman" w:eastAsia="Times New Roman" w:hAnsi="Times New Roman" w:cs="Times New Roman"/>
                 <w:b/>
@@ -6139,7 +6138,7 @@
     <w:p>
       <w:pPr>
         <w:spacing w:after="0" w:line="240" w:lineRule="auto"/>
-        <w:jc w:val="center"/>
+        <w:jc w:val="both"/>
         <w:rPr>
           <w:rFonts w:ascii="Times New Roman" w:eastAsia="Times New Roman" w:hAnsi="Times New Roman" w:cs="Times New Roman"/>
           <w:b/>
@@ -6182,7 +6181,7 @@
     <w:p>
       <w:pPr>
         <w:spacing w:after="0" w:line="240" w:lineRule="auto"/>
-        <w:jc w:val="center"/>
+        <w:jc w:val="both"/>
         <w:rPr>
           <w:rFonts w:ascii="Times New Roman" w:eastAsia="Times New Roman" w:hAnsi="Times New Roman" w:cs="Times New Roman"/>
           <w:b/>
@@ -6254,7 +6253,7 @@
           <w:p>
             <w:pPr>
               <w:spacing w:before="240"/>
-              <w:jc w:val="center"/>
+              <w:jc w:val="both"/>
               <w:rPr>
                 <w:rFonts w:ascii="Times New Roman" w:eastAsia="Times New Roman" w:hAnsi="Times New Roman" w:cs="Times New Roman"/>
                 <w:b/>
@@ -6282,7 +6281,7 @@
           <w:p>
             <w:pPr>
               <w:spacing w:before="240"/>
-              <w:jc w:val="center"/>
+              <w:jc w:val="both"/>
               <w:rPr>
                 <w:rFonts w:ascii="Times New Roman" w:eastAsia="Times New Roman" w:hAnsi="Times New Roman" w:cs="Times New Roman"/>
                 <w:b/>
@@ -6310,7 +6309,7 @@
           <w:p>
             <w:pPr>
               <w:spacing w:before="240"/>
-              <w:jc w:val="center"/>
+              <w:jc w:val="both"/>
               <w:rPr>
                 <w:rFonts w:ascii="Times New Roman" w:eastAsia="Times New Roman" w:hAnsi="Times New Roman" w:cs="Times New Roman"/>
                 <w:b/>
@@ -6872,7 +6871,7 @@
     <w:p>
       <w:pPr>
         <w:spacing w:after="0" w:line="240" w:lineRule="auto"/>
-        <w:jc w:val="center"/>
+        <w:jc w:val="both"/>
         <w:rPr>
           <w:rFonts w:ascii="Times New Roman" w:eastAsia="Times New Roman" w:hAnsi="Times New Roman" w:cs="Times New Roman"/>
           <w:sz w:val="28"/>
@@ -6932,7 +6931,7 @@
     <w:p>
       <w:pPr>
         <w:spacing w:after="0" w:line="240" w:lineRule="auto"/>
-        <w:jc w:val="center"/>
+        <w:jc w:val="both"/>
         <w:rPr>
           <w:rFonts w:ascii="Times New Roman" w:eastAsia="Times New Roman" w:hAnsi="Times New Roman" w:cs="Times New Roman"/>
           <w:sz w:val="28"/>
@@ -7262,19 +7261,19 @@
     <w:p>
       <w:pPr>
         <w:spacing w:after="0" w:line="240" w:lineRule="auto"/>
-        <w:jc w:val="center"/>
-        <w:rPr>
-          <w:rFonts w:ascii="Times New Roman" w:eastAsia="Times New Roman" w:hAnsi="Times New Roman" w:cs="Times New Roman"/>
-          <w:sz w:val="28"/>
-          <w:szCs w:val="24"/>
-          <w:lang w:eastAsia="ru-RU"/>
-        </w:rPr>
-      </w:pPr>
-    </w:p>
-    <w:p>
-      <w:pPr>
-        <w:spacing w:after="0" w:line="240" w:lineRule="auto"/>
-        <w:jc w:val="center"/>
+        <w:jc w:val="both"/>
+        <w:rPr>
+          <w:rFonts w:ascii="Times New Roman" w:eastAsia="Times New Roman" w:hAnsi="Times New Roman" w:cs="Times New Roman"/>
+          <w:sz w:val="28"/>
+          <w:szCs w:val="24"/>
+          <w:lang w:eastAsia="ru-RU"/>
+        </w:rPr>
+      </w:pPr>
+    </w:p>
+    <w:p>
+      <w:pPr>
+        <w:spacing w:after="0" w:line="240" w:lineRule="auto"/>
+        <w:jc w:val="both"/>
         <w:rPr>
           <w:rFonts w:ascii="Times New Roman" w:eastAsia="Times New Roman" w:hAnsi="Times New Roman" w:cs="Times New Roman"/>
           <w:sz w:val="28"/>
@@ -7334,7 +7333,7 @@
     <w:p>
       <w:pPr>
         <w:spacing w:after="0" w:line="240" w:lineRule="auto"/>
-        <w:jc w:val="center"/>
+        <w:jc w:val="both"/>
         <w:rPr>
           <w:rFonts w:ascii="Times New Roman" w:eastAsia="Times New Roman" w:hAnsi="Times New Roman" w:cs="Times New Roman"/>
           <w:sz w:val="28"/>
@@ -7355,7 +7354,7 @@
     <w:p>
       <w:pPr>
         <w:spacing w:after="0" w:line="240" w:lineRule="auto"/>
-        <w:jc w:val="center"/>
+        <w:jc w:val="both"/>
         <w:rPr>
           <w:rFonts w:ascii="Times New Roman" w:eastAsia="Times New Roman" w:hAnsi="Times New Roman" w:cs="Times New Roman"/>
           <w:sz w:val="28"/>
@@ -7443,51 +7442,114 @@
           <w:rFonts w:ascii="Times New Roman" w:eastAsia="Times New Roman" w:hAnsi="Times New Roman" w:cs="Times New Roman"/>
           <w:sz w:val="28"/>
           <w:szCs w:val="24"/>
-          <w:lang w:eastAsia="ru-RU"/>
-        </w:rPr>
-        <w:t>price:       [29.99, 49.99, 79.99]</w:t>
-      </w:r>
-    </w:p>
-    <w:p>
-      <w:pPr>
-        <w:spacing w:after="0" w:line="240" w:lineRule="auto"/>
-        <w:jc w:val="both"/>
-        <w:rPr>
-          <w:rFonts w:ascii="Times New Roman" w:eastAsia="Times New Roman" w:hAnsi="Times New Roman" w:cs="Times New Roman"/>
-          <w:sz w:val="28"/>
-          <w:szCs w:val="24"/>
-          <w:lang w:eastAsia="ru-RU"/>
-        </w:rPr>
-      </w:pPr>
-      <w:r>
-        <w:rPr>
-          <w:rFonts w:ascii="Times New Roman" w:eastAsia="Times New Roman" w:hAnsi="Times New Roman" w:cs="Times New Roman"/>
-          <w:sz w:val="28"/>
-          <w:szCs w:val="24"/>
-          <w:lang w:eastAsia="ru-RU"/>
-        </w:rPr>
-        <w:t>age_limit:   [6, 12, 10]</w:t>
-      </w:r>
-    </w:p>
-    <w:p>
-      <w:pPr>
-        <w:spacing w:after="0" w:line="240" w:lineRule="auto"/>
-        <w:jc w:val="both"/>
-        <w:rPr>
-          <w:rFonts w:ascii="Times New Roman" w:eastAsia="Times New Roman" w:hAnsi="Times New Roman" w:cs="Times New Roman"/>
-          <w:sz w:val="28"/>
-          <w:szCs w:val="24"/>
-          <w:lang w:eastAsia="ru-RU"/>
-        </w:rPr>
-      </w:pPr>
-      <w:r>
-        <w:rPr>
-          <w:rFonts w:ascii="Times New Roman" w:eastAsia="Times New Roman" w:hAnsi="Times New Roman" w:cs="Times New Roman"/>
-          <w:sz w:val="28"/>
-          <w:szCs w:val="24"/>
-          <w:lang w:eastAsia="ru-RU"/>
-        </w:rPr>
-        <w:t>category_id: [5, 3, 7]</w:t>
+          <w:lang w:val="en-US" w:eastAsia="ru-RU"/>
+        </w:rPr>
+        <w:t>price</w:t>
+      </w:r>
+      <w:r>
+        <w:rPr>
+          <w:rFonts w:ascii="Times New Roman" w:eastAsia="Times New Roman" w:hAnsi="Times New Roman" w:cs="Times New Roman"/>
+          <w:sz w:val="28"/>
+          <w:szCs w:val="24"/>
+          <w:lang w:eastAsia="ru-RU"/>
+        </w:rPr>
+        <w:t>:       [29.99, 49.99, 79.99]</w:t>
+      </w:r>
+    </w:p>
+    <w:p>
+      <w:pPr>
+        <w:spacing w:after="0" w:line="240" w:lineRule="auto"/>
+        <w:jc w:val="both"/>
+        <w:rPr>
+          <w:rFonts w:ascii="Times New Roman" w:eastAsia="Times New Roman" w:hAnsi="Times New Roman" w:cs="Times New Roman"/>
+          <w:sz w:val="28"/>
+          <w:szCs w:val="24"/>
+          <w:lang w:eastAsia="ru-RU"/>
+        </w:rPr>
+      </w:pPr>
+      <w:r>
+        <w:rPr>
+          <w:rFonts w:ascii="Times New Roman" w:eastAsia="Times New Roman" w:hAnsi="Times New Roman" w:cs="Times New Roman"/>
+          <w:sz w:val="28"/>
+          <w:szCs w:val="24"/>
+          <w:lang w:val="en-US" w:eastAsia="ru-RU"/>
+        </w:rPr>
+        <w:t>age</w:t>
+      </w:r>
+      <w:r>
+        <w:rPr>
+          <w:rFonts w:ascii="Times New Roman" w:eastAsia="Times New Roman" w:hAnsi="Times New Roman" w:cs="Times New Roman"/>
+          <w:sz w:val="28"/>
+          <w:szCs w:val="24"/>
+          <w:lang w:eastAsia="ru-RU"/>
+        </w:rPr>
+        <w:t>_</w:t>
+      </w:r>
+      <w:r>
+        <w:rPr>
+          <w:rFonts w:ascii="Times New Roman" w:eastAsia="Times New Roman" w:hAnsi="Times New Roman" w:cs="Times New Roman"/>
+          <w:sz w:val="28"/>
+          <w:szCs w:val="24"/>
+          <w:lang w:val="en-US" w:eastAsia="ru-RU"/>
+        </w:rPr>
+        <w:t>limit</w:t>
+      </w:r>
+      <w:r>
+        <w:rPr>
+          <w:rFonts w:ascii="Times New Roman" w:eastAsia="Times New Roman" w:hAnsi="Times New Roman" w:cs="Times New Roman"/>
+          <w:sz w:val="28"/>
+          <w:szCs w:val="24"/>
+          <w:lang w:eastAsia="ru-RU"/>
+        </w:rPr>
+        <w:t>:   [6, 12, 10]</w:t>
+      </w:r>
+    </w:p>
+    <w:p>
+      <w:pPr>
+        <w:spacing w:after="0" w:line="240" w:lineRule="auto"/>
+        <w:jc w:val="both"/>
+        <w:rPr>
+          <w:rFonts w:ascii="Times New Roman" w:eastAsia="Times New Roman" w:hAnsi="Times New Roman" w:cs="Times New Roman"/>
+          <w:sz w:val="28"/>
+          <w:szCs w:val="24"/>
+          <w:lang w:eastAsia="ru-RU"/>
+        </w:rPr>
+      </w:pPr>
+      <w:r>
+        <w:rPr>
+          <w:rFonts w:ascii="Times New Roman" w:eastAsia="Times New Roman" w:hAnsi="Times New Roman" w:cs="Times New Roman"/>
+          <w:sz w:val="28"/>
+          <w:szCs w:val="24"/>
+          <w:lang w:val="en-US" w:eastAsia="ru-RU"/>
+        </w:rPr>
+        <w:t>category</w:t>
+      </w:r>
+      <w:r>
+        <w:rPr>
+          <w:rFonts w:ascii="Times New Roman" w:eastAsia="Times New Roman" w:hAnsi="Times New Roman" w:cs="Times New Roman"/>
+          <w:sz w:val="28"/>
+          <w:szCs w:val="24"/>
+          <w:lang w:eastAsia="ru-RU"/>
+        </w:rPr>
+        <w:t>_</w:t>
+      </w:r>
+      <w:r>
+        <w:rPr>
+          <w:rFonts w:ascii="Times New Roman" w:eastAsia="Times New Roman" w:hAnsi="Times New Roman" w:cs="Times New Roman"/>
+          <w:sz w:val="28"/>
+          <w:szCs w:val="24"/>
+          <w:lang w:val="en-US" w:eastAsia="ru-RU"/>
+        </w:rPr>
+        <w:t>id</w:t>
+      </w:r>
+      <w:r>
+        <w:rPr>
+          <w:rFonts w:ascii="Times New Roman" w:eastAsia="Times New Roman" w:hAnsi="Times New Roman" w:cs="Times New Roman"/>
+          <w:sz w:val="28"/>
+          <w:szCs w:val="24"/>
+          <w:lang w:eastAsia="ru-RU"/>
+        </w:rPr>
+        <w:t>: [5, 3, 7]</w:t>
       </w:r>
     </w:p>
     <w:p>
@@ -7535,21 +7597,20 @@
     <w:p>
       <w:pPr>
         <w:spacing w:after="0" w:line="240" w:lineRule="auto"/>
-        <w:jc w:val="center"/>
-        <w:rPr>
-          <w:rFonts w:ascii="Times New Roman" w:eastAsia="Times New Roman" w:hAnsi="Times New Roman" w:cs="Times New Roman"/>
-          <w:b/>
-          <w:sz w:val="28"/>
-          <w:szCs w:val="24"/>
-          <w:lang w:eastAsia="ru-RU"/>
-        </w:rPr>
-      </w:pPr>
-      <w:bookmarkStart w:id="0" w:name="_GoBack"/>
-    </w:p>
-    <w:p>
-      <w:pPr>
-        <w:spacing w:after="0" w:line="240" w:lineRule="auto"/>
-        <w:jc w:val="center"/>
+        <w:jc w:val="both"/>
+        <w:rPr>
+          <w:rFonts w:ascii="Times New Roman" w:eastAsia="Times New Roman" w:hAnsi="Times New Roman" w:cs="Times New Roman"/>
+          <w:b/>
+          <w:sz w:val="28"/>
+          <w:szCs w:val="24"/>
+          <w:lang w:eastAsia="ru-RU"/>
+        </w:rPr>
+      </w:pPr>
+    </w:p>
+    <w:p>
+      <w:pPr>
+        <w:spacing w:after="0" w:line="240" w:lineRule="auto"/>
+        <w:jc w:val="both"/>
         <w:rPr>
           <w:rFonts w:ascii="Times New Roman" w:eastAsia="Times New Roman" w:hAnsi="Times New Roman" w:cs="Times New Roman"/>
           <w:b/>
@@ -7569,7 +7630,6 @@
         <w:t>ЕСТЬ ОШИБКИ</w:t>
       </w:r>
     </w:p>
-    <w:bookmarkEnd w:id="0"/>
     <w:p>
       <w:pPr>
         <w:spacing w:after="0" w:line="240" w:lineRule="auto"/>
@@ -7743,7 +7803,7 @@
           <w:rFonts w:ascii="Times New Roman" w:eastAsia="Times New Roman" w:hAnsi="Times New Roman" w:cs="Times New Roman"/>
           <w:sz w:val="28"/>
           <w:szCs w:val="24"/>
-          <w:lang w:val="en-US" w:eastAsia="ru-RU"/>
+          <w:lang w:eastAsia="ru-RU"/>
         </w:rPr>
       </w:pPr>
     </w:p>
@@ -8275,6 +8335,7 @@
           </w:tcPr>
           <w:p>
             <w:pPr>
+              <w:jc w:val="both"/>
               <w:rPr>
                 <w:rFonts w:ascii="Times New Roman" w:eastAsia="Times New Roman" w:hAnsi="Times New Roman" w:cs="Times New Roman"/>
                 <w:sz w:val="28"/>
@@ -8302,6 +8363,7 @@
           </w:tcPr>
           <w:p>
             <w:pPr>
+              <w:jc w:val="both"/>
               <w:rPr>
                 <w:rFonts w:ascii="Times New Roman" w:eastAsia="Times New Roman" w:hAnsi="Times New Roman" w:cs="Times New Roman"/>
                 <w:sz w:val="28"/>
@@ -8327,6 +8389,7 @@
           </w:tcPr>
           <w:p>
             <w:pPr>
+              <w:jc w:val="both"/>
               <w:rPr>
                 <w:rFonts w:ascii="Times New Roman" w:eastAsia="Times New Roman" w:hAnsi="Times New Roman" w:cs="Times New Roman"/>
                 <w:sz w:val="28"/>
@@ -8390,6 +8453,7 @@
           </w:tcPr>
           <w:p>
             <w:pPr>
+              <w:jc w:val="both"/>
               <w:rPr>
                 <w:rFonts w:ascii="Times New Roman" w:eastAsia="Times New Roman" w:hAnsi="Times New Roman" w:cs="Times New Roman"/>
                 <w:sz w:val="28"/>
@@ -8417,6 +8481,7 @@
           </w:tcPr>
           <w:p>
             <w:pPr>
+              <w:jc w:val="both"/>
               <w:rPr>
                 <w:rFonts w:ascii="Times New Roman" w:eastAsia="Times New Roman" w:hAnsi="Times New Roman" w:cs="Times New Roman"/>
                 <w:sz w:val="28"/>
@@ -8442,6 +8507,7 @@
           </w:tcPr>
           <w:p>
             <w:pPr>
+              <w:jc w:val="both"/>
               <w:rPr>
                 <w:rFonts w:ascii="Times New Roman" w:eastAsia="Times New Roman" w:hAnsi="Times New Roman" w:cs="Times New Roman"/>
                 <w:sz w:val="28"/>
@@ -8506,7 +8572,7 @@
           <w:rFonts w:ascii="Times New Roman" w:eastAsia="Times New Roman" w:hAnsi="Times New Roman" w:cs="Times New Roman"/>
           <w:sz w:val="28"/>
           <w:szCs w:val="24"/>
-          <w:lang w:eastAsia="ru-RU"/>
+          <w:lang w:val="en-US" w:eastAsia="ru-RU"/>
         </w:rPr>
       </w:pPr>
     </w:p>
@@ -8532,7 +8598,7 @@
           </w:tcPr>
           <w:p>
             <w:pPr>
-              <w:jc w:val="center"/>
+              <w:jc w:val="both"/>
               <w:rPr>
                 <w:rFonts w:ascii="Times New Roman" w:eastAsia="Times New Roman" w:hAnsi="Times New Roman" w:cs="Times New Roman"/>
                 <w:sz w:val="28"/>
@@ -8558,7 +8624,7 @@
           </w:tcPr>
           <w:p>
             <w:pPr>
-              <w:jc w:val="center"/>
+              <w:jc w:val="both"/>
               <w:rPr>
                 <w:rFonts w:ascii="Times New Roman" w:eastAsia="Times New Roman" w:hAnsi="Times New Roman" w:cs="Times New Roman"/>
                 <w:sz w:val="28"/>
@@ -8589,7 +8655,7 @@
           </w:tcPr>
           <w:p>
             <w:pPr>
-              <w:jc w:val="center"/>
+              <w:jc w:val="both"/>
               <w:rPr>
                 <w:rFonts w:ascii="Times New Roman" w:eastAsia="Times New Roman" w:hAnsi="Times New Roman" w:cs="Times New Roman"/>
                 <w:sz w:val="28"/>
@@ -8615,7 +8681,7 @@
           </w:tcPr>
           <w:p>
             <w:pPr>
-              <w:jc w:val="center"/>
+              <w:jc w:val="both"/>
               <w:rPr>
                 <w:rFonts w:ascii="Times New Roman" w:eastAsia="Times New Roman" w:hAnsi="Times New Roman" w:cs="Times New Roman"/>
                 <w:sz w:val="28"/>
@@ -8646,7 +8712,7 @@
           </w:tcPr>
           <w:p>
             <w:pPr>
-              <w:jc w:val="center"/>
+              <w:jc w:val="both"/>
               <w:rPr>
                 <w:rFonts w:ascii="Times New Roman" w:eastAsia="Times New Roman" w:hAnsi="Times New Roman" w:cs="Times New Roman"/>
                 <w:sz w:val="28"/>
@@ -8672,7 +8738,7 @@
           </w:tcPr>
           <w:p>
             <w:pPr>
-              <w:jc w:val="center"/>
+              <w:jc w:val="both"/>
               <w:rPr>
                 <w:rFonts w:ascii="Times New Roman" w:eastAsia="Times New Roman" w:hAnsi="Times New Roman" w:cs="Times New Roman"/>
                 <w:sz w:val="28"/>
@@ -9308,7 +9374,7 @@
           <w:rFonts w:ascii="Courier New" w:eastAsia="Times New Roman" w:hAnsi="Courier New" w:cs="Courier New"/>
           <w:sz w:val="28"/>
           <w:szCs w:val="24"/>
-          <w:lang w:eastAsia="ru-RU"/>
+          <w:lang w:val="en-US" w:eastAsia="ru-RU"/>
         </w:rPr>
       </w:pPr>
       <w:r>
@@ -9325,9 +9391,63 @@
           <w:rFonts w:ascii="Courier New" w:eastAsia="Times New Roman" w:hAnsi="Courier New" w:cs="Courier New"/>
           <w:sz w:val="28"/>
           <w:szCs w:val="24"/>
-          <w:lang w:eastAsia="ru-RU"/>
-        </w:rPr>
-        <w:t>-- NEW - новая запись (для INSERT/UPDATE)</w:t>
+          <w:lang w:val="en-US" w:eastAsia="ru-RU"/>
+        </w:rPr>
+        <w:t xml:space="preserve">-- NEW - </w:t>
+      </w:r>
+      <w:r>
+        <w:rPr>
+          <w:rFonts w:ascii="Courier New" w:eastAsia="Times New Roman" w:hAnsi="Courier New" w:cs="Courier New"/>
+          <w:sz w:val="28"/>
+          <w:szCs w:val="24"/>
+          <w:lang w:eastAsia="ru-RU"/>
+        </w:rPr>
+        <w:t>новая</w:t>
+      </w:r>
+      <w:r>
+        <w:rPr>
+          <w:rFonts w:ascii="Courier New" w:eastAsia="Times New Roman" w:hAnsi="Courier New" w:cs="Courier New"/>
+          <w:sz w:val="28"/>
+          <w:szCs w:val="24"/>
+          <w:lang w:val="en-US" w:eastAsia="ru-RU"/>
+        </w:rPr>
+        <w:t xml:space="preserve"> </w:t>
+      </w:r>
+      <w:r>
+        <w:rPr>
+          <w:rFonts w:ascii="Courier New" w:eastAsia="Times New Roman" w:hAnsi="Courier New" w:cs="Courier New"/>
+          <w:sz w:val="28"/>
+          <w:szCs w:val="24"/>
+          <w:lang w:eastAsia="ru-RU"/>
+        </w:rPr>
+        <w:t>запись</w:t>
+      </w:r>
+      <w:r>
+        <w:rPr>
+          <w:rFonts w:ascii="Courier New" w:eastAsia="Times New Roman" w:hAnsi="Courier New" w:cs="Courier New"/>
+          <w:sz w:val="28"/>
+          <w:szCs w:val="24"/>
+          <w:lang w:val="en-US" w:eastAsia="ru-RU"/>
+        </w:rPr>
+        <w:t xml:space="preserve"> (</w:t>
+      </w:r>
+      <w:r>
+        <w:rPr>
+          <w:rFonts w:ascii="Courier New" w:eastAsia="Times New Roman" w:hAnsi="Courier New" w:cs="Courier New"/>
+          <w:sz w:val="28"/>
+          <w:szCs w:val="24"/>
+          <w:lang w:eastAsia="ru-RU"/>
+        </w:rPr>
+        <w:t>для</w:t>
+      </w:r>
+      <w:r>
+        <w:rPr>
+          <w:rFonts w:ascii="Courier New" w:eastAsia="Times New Roman" w:hAnsi="Courier New" w:cs="Courier New"/>
+          <w:sz w:val="28"/>
+          <w:szCs w:val="24"/>
+          <w:lang w:val="en-US" w:eastAsia="ru-RU"/>
+        </w:rPr>
+        <w:t xml:space="preserve"> INSERT/UPDATE)</w:t>
       </w:r>
     </w:p>
     <w:p>
@@ -9352,9 +9472,18 @@
           <w:rFonts w:ascii="Courier New" w:eastAsia="Times New Roman" w:hAnsi="Courier New" w:cs="Courier New"/>
           <w:sz w:val="28"/>
           <w:szCs w:val="24"/>
-          <w:lang w:eastAsia="ru-RU"/>
-        </w:rPr>
-        <w:t xml:space="preserve">    -- OLD - старая запись (для UPDATE/DELETE)</w:t>
+          <w:lang w:val="en-US" w:eastAsia="ru-RU"/>
+        </w:rPr>
+        <w:t xml:space="preserve">    </w:t>
+      </w:r>
+      <w:r>
+        <w:rPr>
+          <w:rFonts w:ascii="Courier New" w:eastAsia="Times New Roman" w:hAnsi="Courier New" w:cs="Courier New"/>
+          <w:sz w:val="28"/>
+          <w:szCs w:val="24"/>
+          <w:lang w:eastAsia="ru-RU"/>
+        </w:rPr>
+        <w:t>-- OLD - старая запись (для UPDATE/DELETE)</w:t>
       </w:r>
     </w:p>
     <w:p>
@@ -11104,7 +11233,7 @@
     <w:p>
       <w:pPr>
         <w:spacing w:after="0" w:line="240" w:lineRule="auto"/>
-        <w:jc w:val="center"/>
+        <w:jc w:val="both"/>
         <w:rPr>
           <w:rFonts w:ascii="Times New Roman" w:eastAsia="Times New Roman" w:hAnsi="Times New Roman" w:cs="Times New Roman"/>
           <w:b/>
@@ -11166,7 +11295,7 @@
     <w:p>
       <w:pPr>
         <w:spacing w:after="0" w:line="240" w:lineRule="auto"/>
-        <w:jc w:val="center"/>
+        <w:jc w:val="both"/>
         <w:rPr>
           <w:rFonts w:ascii="Times New Roman" w:eastAsia="Times New Roman" w:hAnsi="Times New Roman" w:cs="Times New Roman"/>
           <w:b/>
@@ -11475,7 +11604,7 @@
           <w:rFonts w:ascii="Times New Roman" w:eastAsia="Times New Roman" w:hAnsi="Times New Roman" w:cs="Times New Roman"/>
           <w:sz w:val="28"/>
           <w:szCs w:val="24"/>
-          <w:lang w:val="en-US" w:eastAsia="ru-RU"/>
+          <w:lang w:eastAsia="ru-RU"/>
         </w:rPr>
       </w:pPr>
       <w:r>
@@ -11531,18 +11660,27 @@
           <w:szCs w:val="24"/>
           <w:lang w:val="en-US" w:eastAsia="ru-RU"/>
         </w:rPr>
-        <w:t>SELECT.</w:t>
-      </w:r>
-    </w:p>
-    <w:p>
-      <w:pPr>
-        <w:spacing w:after="0" w:line="240" w:lineRule="auto"/>
-        <w:jc w:val="both"/>
-        <w:rPr>
-          <w:rFonts w:ascii="Times New Roman" w:eastAsia="Times New Roman" w:hAnsi="Times New Roman" w:cs="Times New Roman"/>
-          <w:sz w:val="28"/>
-          <w:szCs w:val="24"/>
-          <w:lang w:val="en-US" w:eastAsia="ru-RU"/>
+        <w:t>SELECT</w:t>
+      </w:r>
+      <w:r>
+        <w:rPr>
+          <w:rFonts w:ascii="Times New Roman" w:eastAsia="Times New Roman" w:hAnsi="Times New Roman" w:cs="Times New Roman"/>
+          <w:sz w:val="28"/>
+          <w:szCs w:val="24"/>
+          <w:lang w:eastAsia="ru-RU"/>
+        </w:rPr>
+        <w:t>.</w:t>
+      </w:r>
+    </w:p>
+    <w:p>
+      <w:pPr>
+        <w:spacing w:after="0" w:line="240" w:lineRule="auto"/>
+        <w:jc w:val="both"/>
+        <w:rPr>
+          <w:rFonts w:ascii="Times New Roman" w:eastAsia="Times New Roman" w:hAnsi="Times New Roman" w:cs="Times New Roman"/>
+          <w:sz w:val="28"/>
+          <w:szCs w:val="24"/>
+          <w:lang w:eastAsia="ru-RU"/>
         </w:rPr>
       </w:pPr>
     </w:p>
@@ -11745,30 +11883,100 @@
           <w:b/>
           <w:sz w:val="28"/>
           <w:szCs w:val="24"/>
-          <w:lang w:eastAsia="ru-RU"/>
-        </w:rPr>
-      </w:pPr>
-      <w:r>
-        <w:rPr>
-          <w:rFonts w:ascii="Times New Roman" w:eastAsia="Times New Roman" w:hAnsi="Times New Roman" w:cs="Times New Roman"/>
-          <w:b/>
-          <w:sz w:val="28"/>
-          <w:szCs w:val="24"/>
-          <w:lang w:eastAsia="ru-RU"/>
-        </w:rPr>
-        <w:t>Общий шаблон написания процедуры:</w:t>
-      </w:r>
-    </w:p>
-    <w:p>
-      <w:pPr>
-        <w:spacing w:after="0" w:line="240" w:lineRule="auto"/>
-        <w:jc w:val="both"/>
-        <w:rPr>
-          <w:rFonts w:ascii="Times New Roman" w:eastAsia="Times New Roman" w:hAnsi="Times New Roman" w:cs="Times New Roman"/>
-          <w:b/>
-          <w:sz w:val="28"/>
-          <w:szCs w:val="24"/>
-          <w:lang w:eastAsia="ru-RU"/>
+          <w:lang w:val="en-US" w:eastAsia="ru-RU"/>
+        </w:rPr>
+      </w:pPr>
+      <w:r>
+        <w:rPr>
+          <w:rFonts w:ascii="Times New Roman" w:eastAsia="Times New Roman" w:hAnsi="Times New Roman" w:cs="Times New Roman"/>
+          <w:b/>
+          <w:sz w:val="28"/>
+          <w:szCs w:val="24"/>
+          <w:lang w:eastAsia="ru-RU"/>
+        </w:rPr>
+        <w:t>Общий</w:t>
+      </w:r>
+      <w:r>
+        <w:rPr>
+          <w:rFonts w:ascii="Times New Roman" w:eastAsia="Times New Roman" w:hAnsi="Times New Roman" w:cs="Times New Roman"/>
+          <w:b/>
+          <w:sz w:val="28"/>
+          <w:szCs w:val="24"/>
+          <w:lang w:val="en-US" w:eastAsia="ru-RU"/>
+        </w:rPr>
+        <w:t xml:space="preserve"> </w:t>
+      </w:r>
+      <w:r>
+        <w:rPr>
+          <w:rFonts w:ascii="Times New Roman" w:eastAsia="Times New Roman" w:hAnsi="Times New Roman" w:cs="Times New Roman"/>
+          <w:b/>
+          <w:sz w:val="28"/>
+          <w:szCs w:val="24"/>
+          <w:lang w:eastAsia="ru-RU"/>
+        </w:rPr>
+        <w:t>шаблон</w:t>
+      </w:r>
+      <w:r>
+        <w:rPr>
+          <w:rFonts w:ascii="Times New Roman" w:eastAsia="Times New Roman" w:hAnsi="Times New Roman" w:cs="Times New Roman"/>
+          <w:b/>
+          <w:sz w:val="28"/>
+          <w:szCs w:val="24"/>
+          <w:lang w:val="en-US" w:eastAsia="ru-RU"/>
+        </w:rPr>
+        <w:t xml:space="preserve"> </w:t>
+      </w:r>
+      <w:r>
+        <w:rPr>
+          <w:rFonts w:ascii="Times New Roman" w:eastAsia="Times New Roman" w:hAnsi="Times New Roman" w:cs="Times New Roman"/>
+          <w:b/>
+          <w:sz w:val="28"/>
+          <w:szCs w:val="24"/>
+          <w:lang w:eastAsia="ru-RU"/>
+        </w:rPr>
+        <w:t>написания</w:t>
+      </w:r>
+      <w:r>
+        <w:rPr>
+          <w:rFonts w:ascii="Times New Roman" w:eastAsia="Times New Roman" w:hAnsi="Times New Roman" w:cs="Times New Roman"/>
+          <w:b/>
+          <w:sz w:val="28"/>
+          <w:szCs w:val="24"/>
+          <w:lang w:val="en-US" w:eastAsia="ru-RU"/>
+        </w:rPr>
+        <w:t xml:space="preserve"> </w:t>
+      </w:r>
+      <w:r>
+        <w:rPr>
+          <w:rFonts w:ascii="Times New Roman" w:eastAsia="Times New Roman" w:hAnsi="Times New Roman" w:cs="Times New Roman"/>
+          <w:b/>
+          <w:sz w:val="28"/>
+          <w:szCs w:val="24"/>
+          <w:lang w:eastAsia="ru-RU"/>
+        </w:rPr>
+        <w:t>процедуры</w:t>
+      </w:r>
+      <w:r>
+        <w:rPr>
+          <w:rFonts w:ascii="Times New Roman" w:eastAsia="Times New Roman" w:hAnsi="Times New Roman" w:cs="Times New Roman"/>
+          <w:b/>
+          <w:sz w:val="28"/>
+          <w:szCs w:val="24"/>
+          <w:lang w:val="en-US" w:eastAsia="ru-RU"/>
+        </w:rPr>
+        <w:t>:</w:t>
+      </w:r>
+    </w:p>
+    <w:p>
+      <w:pPr>
+        <w:spacing w:after="0" w:line="240" w:lineRule="auto"/>
+        <w:jc w:val="both"/>
+        <w:rPr>
+          <w:rFonts w:ascii="Times New Roman" w:eastAsia="Times New Roman" w:hAnsi="Times New Roman" w:cs="Times New Roman"/>
+          <w:b/>
+          <w:sz w:val="28"/>
+          <w:szCs w:val="24"/>
+          <w:lang w:val="en-US" w:eastAsia="ru-RU"/>
         </w:rPr>
       </w:pPr>
     </w:p>
@@ -13462,6 +13670,7 @@
           <w:szCs w:val="24"/>
           <w:lang w:val="en-US" w:eastAsia="ru-RU"/>
         </w:rPr>
+        <w:lastRenderedPageBreak/>
         <w:t xml:space="preserve">    variable1 data_type;</w:t>
       </w:r>
     </w:p>
@@ -13489,7 +13698,6 @@
           <w:szCs w:val="24"/>
           <w:lang w:val="en-US" w:eastAsia="ru-RU"/>
         </w:rPr>
-        <w:lastRenderedPageBreak/>
         <w:t xml:space="preserve">    variable2 data_type;</w:t>
       </w:r>
     </w:p>
@@ -13822,7 +14030,7 @@
     <w:p>
       <w:pPr>
         <w:spacing w:after="0" w:line="240" w:lineRule="auto"/>
-        <w:jc w:val="center"/>
+        <w:jc w:val="both"/>
         <w:rPr>
           <w:rFonts w:ascii="Times New Roman" w:eastAsia="Times New Roman" w:hAnsi="Times New Roman" w:cs="Times New Roman"/>
           <w:sz w:val="28"/>
@@ -13882,19 +14090,19 @@
     <w:p>
       <w:pPr>
         <w:spacing w:after="0" w:line="240" w:lineRule="auto"/>
-        <w:jc w:val="center"/>
-        <w:rPr>
-          <w:rFonts w:ascii="Times New Roman" w:eastAsia="Times New Roman" w:hAnsi="Times New Roman" w:cs="Times New Roman"/>
-          <w:sz w:val="28"/>
-          <w:szCs w:val="24"/>
-          <w:lang w:eastAsia="ru-RU"/>
-        </w:rPr>
-      </w:pPr>
-    </w:p>
-    <w:p>
-      <w:pPr>
-        <w:spacing w:after="0" w:line="240" w:lineRule="auto"/>
-        <w:jc w:val="center"/>
+        <w:jc w:val="both"/>
+        <w:rPr>
+          <w:rFonts w:ascii="Times New Roman" w:eastAsia="Times New Roman" w:hAnsi="Times New Roman" w:cs="Times New Roman"/>
+          <w:sz w:val="28"/>
+          <w:szCs w:val="24"/>
+          <w:lang w:eastAsia="ru-RU"/>
+        </w:rPr>
+      </w:pPr>
+    </w:p>
+    <w:p>
+      <w:pPr>
+        <w:spacing w:after="0" w:line="240" w:lineRule="auto"/>
+        <w:jc w:val="both"/>
         <w:rPr>
           <w:rFonts w:ascii="Times New Roman" w:eastAsia="Times New Roman" w:hAnsi="Times New Roman" w:cs="Times New Roman"/>
           <w:sz w:val="28"/>
@@ -13954,19 +14162,19 @@
     <w:p>
       <w:pPr>
         <w:spacing w:after="0" w:line="240" w:lineRule="auto"/>
-        <w:jc w:val="center"/>
-        <w:rPr>
-          <w:rFonts w:ascii="Times New Roman" w:eastAsia="Times New Roman" w:hAnsi="Times New Roman" w:cs="Times New Roman"/>
-          <w:sz w:val="28"/>
-          <w:szCs w:val="24"/>
-          <w:lang w:eastAsia="ru-RU"/>
-        </w:rPr>
-      </w:pPr>
-    </w:p>
-    <w:p>
-      <w:pPr>
-        <w:spacing w:after="0" w:line="240" w:lineRule="auto"/>
-        <w:jc w:val="center"/>
+        <w:jc w:val="both"/>
+        <w:rPr>
+          <w:rFonts w:ascii="Times New Roman" w:eastAsia="Times New Roman" w:hAnsi="Times New Roman" w:cs="Times New Roman"/>
+          <w:sz w:val="28"/>
+          <w:szCs w:val="24"/>
+          <w:lang w:eastAsia="ru-RU"/>
+        </w:rPr>
+      </w:pPr>
+    </w:p>
+    <w:p>
+      <w:pPr>
+        <w:spacing w:after="0" w:line="240" w:lineRule="auto"/>
+        <w:jc w:val="both"/>
         <w:rPr>
           <w:rFonts w:ascii="Times New Roman" w:eastAsia="Times New Roman" w:hAnsi="Times New Roman" w:cs="Times New Roman"/>
           <w:sz w:val="28"/>
@@ -14038,6 +14246,7 @@
     <w:p>
       <w:pPr>
         <w:spacing w:after="0" w:line="240" w:lineRule="auto"/>
+        <w:jc w:val="both"/>
         <w:rPr>
           <w:rFonts w:ascii="Times New Roman" w:eastAsia="Times New Roman" w:hAnsi="Times New Roman" w:cs="Times New Roman"/>
           <w:sz w:val="24"/>
@@ -14078,6 +14287,7 @@
     <w:p>
       <w:pPr>
         <w:spacing w:after="0" w:line="240" w:lineRule="auto"/>
+        <w:jc w:val="both"/>
         <w:rPr>
           <w:rFonts w:ascii="Times New Roman" w:hAnsi="Times New Roman" w:cs="Times New Roman"/>
           <w:sz w:val="28"/>
@@ -14143,6 +14353,7 @@
     <w:p>
       <w:pPr>
         <w:spacing w:after="0" w:line="240" w:lineRule="auto"/>
+        <w:jc w:val="both"/>
         <w:rPr>
           <w:rFonts w:ascii="Times New Roman" w:hAnsi="Times New Roman" w:cs="Times New Roman"/>
           <w:sz w:val="28"/>
@@ -14193,6 +14404,7 @@
     <w:p>
       <w:pPr>
         <w:spacing w:after="0" w:line="240" w:lineRule="auto"/>
+        <w:jc w:val="both"/>
         <w:rPr>
           <w:rFonts w:ascii="Times New Roman" w:hAnsi="Times New Roman" w:cs="Times New Roman"/>
           <w:sz w:val="28"/>
@@ -14202,7 +14414,7 @@
     <w:p>
       <w:pPr>
         <w:spacing w:after="0" w:line="240" w:lineRule="auto"/>
-        <w:jc w:val="center"/>
+        <w:jc w:val="both"/>
         <w:rPr>
           <w:rFonts w:ascii="Times New Roman" w:hAnsi="Times New Roman" w:cs="Times New Roman"/>
           <w:sz w:val="28"/>
@@ -14259,23 +14471,659 @@
     </w:p>
     <w:p>
       <w:pPr>
-        <w:spacing w:after="0" w:line="240" w:lineRule="auto"/>
-      </w:pPr>
-    </w:p>
-    <w:p>
-      <w:pPr>
-        <w:spacing w:after="0" w:line="240" w:lineRule="auto"/>
-        <w:rPr>
-          <w:rFonts w:ascii="Times New Roman" w:eastAsia="Times New Roman" w:hAnsi="Times New Roman" w:cs="Times New Roman"/>
-          <w:b/>
-          <w:sz w:val="28"/>
-          <w:szCs w:val="24"/>
-          <w:lang w:val="en-US" w:eastAsia="ru-RU"/>
-        </w:rPr>
-      </w:pPr>
-    </w:p>
-    <w:p>
-      <w:pPr>
+        <w:jc w:val="both"/>
+        <w:rPr>
+          <w:rFonts w:ascii="Times New Roman" w:hAnsi="Times New Roman" w:cs="Times New Roman"/>
+          <w:sz w:val="28"/>
+        </w:rPr>
+      </w:pPr>
+      <w:r>
+        <w:rPr>
+          <w:rFonts w:ascii="Times New Roman" w:hAnsi="Times New Roman" w:cs="Times New Roman"/>
+          <w:sz w:val="28"/>
+        </w:rPr>
+        <w:br w:type="page"/>
+      </w:r>
+    </w:p>
+    <w:p>
+      <w:pPr>
+        <w:spacing w:after="0" w:line="240" w:lineRule="auto"/>
+        <w:jc w:val="both"/>
+        <w:rPr>
+          <w:rFonts w:ascii="Times New Roman" w:hAnsi="Times New Roman" w:cs="Times New Roman"/>
+          <w:sz w:val="28"/>
+        </w:rPr>
+      </w:pPr>
+      <w:r>
+        <w:rPr>
+          <w:rFonts w:ascii="Times New Roman" w:hAnsi="Times New Roman" w:cs="Times New Roman"/>
+          <w:sz w:val="28"/>
+        </w:rPr>
+        <w:lastRenderedPageBreak/>
+        <w:t>__________________________________________________________________</w:t>
+      </w:r>
+    </w:p>
+    <w:p>
+      <w:pPr>
+        <w:spacing w:after="0" w:line="240" w:lineRule="auto"/>
+        <w:jc w:val="both"/>
+        <w:rPr>
+          <w:rFonts w:ascii="Times New Roman" w:hAnsi="Times New Roman" w:cs="Times New Roman"/>
+          <w:sz w:val="28"/>
+        </w:rPr>
+      </w:pPr>
+    </w:p>
+    <w:p>
+      <w:pPr>
+        <w:spacing w:after="0" w:line="240" w:lineRule="auto"/>
+        <w:jc w:val="center"/>
+        <w:rPr>
+          <w:rFonts w:ascii="Times New Roman" w:hAnsi="Times New Roman" w:cs="Times New Roman"/>
+          <w:b/>
+          <w:sz w:val="28"/>
+        </w:rPr>
+      </w:pPr>
+      <w:r>
+        <w:rPr>
+          <w:rFonts w:ascii="Times New Roman" w:hAnsi="Times New Roman" w:cs="Times New Roman"/>
+          <w:b/>
+          <w:sz w:val="28"/>
+        </w:rPr>
+        <w:t>Прямые запросы в БД</w:t>
+      </w:r>
+    </w:p>
+    <w:p>
+      <w:pPr>
+        <w:spacing w:after="0" w:line="240" w:lineRule="auto"/>
+        <w:jc w:val="center"/>
+        <w:rPr>
+          <w:rFonts w:ascii="Times New Roman" w:hAnsi="Times New Roman" w:cs="Times New Roman"/>
+          <w:sz w:val="28"/>
+        </w:rPr>
+      </w:pPr>
+    </w:p>
+    <w:p>
+      <w:pPr>
+        <w:spacing w:after="0" w:line="240" w:lineRule="auto"/>
+        <w:jc w:val="both"/>
+        <w:rPr>
+          <w:rFonts w:ascii="Times New Roman" w:hAnsi="Times New Roman" w:cs="Times New Roman"/>
+          <w:b/>
+          <w:color w:val="00B050"/>
+          <w:sz w:val="28"/>
+        </w:rPr>
+      </w:pPr>
+      <w:r>
+        <w:rPr>
+          <w:rFonts w:ascii="Times New Roman" w:hAnsi="Times New Roman" w:cs="Times New Roman"/>
+          <w:b/>
+          <w:color w:val="00B050"/>
+          <w:sz w:val="28"/>
+        </w:rPr>
+        <w:t>Плюсы:</w:t>
+      </w:r>
+    </w:p>
+    <w:p>
+      <w:pPr>
+        <w:spacing w:after="0" w:line="240" w:lineRule="auto"/>
+        <w:jc w:val="both"/>
+        <w:rPr>
+          <w:rFonts w:ascii="Times New Roman" w:hAnsi="Times New Roman" w:cs="Times New Roman"/>
+          <w:sz w:val="28"/>
+        </w:rPr>
+      </w:pPr>
+      <w:r>
+        <w:rPr>
+          <w:rFonts w:ascii="Times New Roman" w:hAnsi="Times New Roman" w:cs="Times New Roman"/>
+          <w:sz w:val="28"/>
+        </w:rPr>
+        <w:t xml:space="preserve">- полный контроль (любой </w:t>
+      </w:r>
+      <w:r>
+        <w:rPr>
+          <w:rFonts w:ascii="Times New Roman" w:hAnsi="Times New Roman" w:cs="Times New Roman"/>
+          <w:sz w:val="28"/>
+          <w:lang w:val="en-US"/>
+        </w:rPr>
+        <w:t>sql</w:t>
+      </w:r>
+      <w:r>
+        <w:rPr>
+          <w:rFonts w:ascii="Times New Roman" w:hAnsi="Times New Roman" w:cs="Times New Roman"/>
+          <w:sz w:val="28"/>
+        </w:rPr>
+        <w:t>-</w:t>
+      </w:r>
+      <w:r>
+        <w:rPr>
+          <w:rFonts w:ascii="Times New Roman" w:hAnsi="Times New Roman" w:cs="Times New Roman"/>
+          <w:sz w:val="28"/>
+        </w:rPr>
+        <w:t xml:space="preserve">запрос, </w:t>
+      </w:r>
+      <w:r>
+        <w:rPr>
+          <w:rFonts w:ascii="Times New Roman" w:hAnsi="Times New Roman" w:cs="Times New Roman"/>
+          <w:sz w:val="28"/>
+          <w:lang w:val="en-US"/>
+        </w:rPr>
+        <w:t>ORM</w:t>
+      </w:r>
+      <w:r>
+        <w:rPr>
+          <w:rFonts w:ascii="Times New Roman" w:hAnsi="Times New Roman" w:cs="Times New Roman"/>
+          <w:sz w:val="28"/>
+        </w:rPr>
+        <w:t xml:space="preserve"> может не поддерживать сложные конструкции);</w:t>
+      </w:r>
+    </w:p>
+    <w:p>
+      <w:pPr>
+        <w:spacing w:after="0" w:line="240" w:lineRule="auto"/>
+        <w:jc w:val="both"/>
+        <w:rPr>
+          <w:rFonts w:ascii="Times New Roman" w:hAnsi="Times New Roman" w:cs="Times New Roman"/>
+          <w:sz w:val="28"/>
+        </w:rPr>
+      </w:pPr>
+      <w:r>
+        <w:rPr>
+          <w:rFonts w:ascii="Times New Roman" w:hAnsi="Times New Roman" w:cs="Times New Roman"/>
+          <w:sz w:val="28"/>
+        </w:rPr>
+        <w:t>- максимальная скорость (запрос идёт напрямую в бд, следовательно, быстрее выполняется).</w:t>
+      </w:r>
+    </w:p>
+    <w:p>
+      <w:pPr>
+        <w:spacing w:after="0" w:line="240" w:lineRule="auto"/>
+        <w:jc w:val="both"/>
+        <w:rPr>
+          <w:rFonts w:ascii="Times New Roman" w:hAnsi="Times New Roman" w:cs="Times New Roman"/>
+          <w:sz w:val="28"/>
+        </w:rPr>
+      </w:pPr>
+    </w:p>
+    <w:p>
+      <w:pPr>
+        <w:spacing w:after="0" w:line="240" w:lineRule="auto"/>
+        <w:jc w:val="both"/>
+        <w:rPr>
+          <w:rFonts w:ascii="Times New Roman" w:hAnsi="Times New Roman" w:cs="Times New Roman"/>
+          <w:b/>
+          <w:color w:val="FF0000"/>
+          <w:sz w:val="28"/>
+        </w:rPr>
+      </w:pPr>
+      <w:r>
+        <w:rPr>
+          <w:rFonts w:ascii="Times New Roman" w:hAnsi="Times New Roman" w:cs="Times New Roman"/>
+          <w:b/>
+          <w:color w:val="FF0000"/>
+          <w:sz w:val="28"/>
+        </w:rPr>
+        <w:t>Минусы:</w:t>
+      </w:r>
+    </w:p>
+    <w:p>
+      <w:pPr>
+        <w:spacing w:after="0" w:line="240" w:lineRule="auto"/>
+        <w:jc w:val="both"/>
+        <w:rPr>
+          <w:rFonts w:ascii="Times New Roman" w:hAnsi="Times New Roman" w:cs="Times New Roman"/>
+          <w:sz w:val="28"/>
+        </w:rPr>
+      </w:pPr>
+      <w:r>
+        <w:rPr>
+          <w:rFonts w:ascii="Times New Roman" w:hAnsi="Times New Roman" w:cs="Times New Roman"/>
+          <w:sz w:val="28"/>
+        </w:rPr>
+        <w:t>- ошибки в рантайме (нет проверки типов), например, опечатка в названии столбца, узнаем об этом только при запуске;</w:t>
+      </w:r>
+    </w:p>
+    <w:p>
+      <w:pPr>
+        <w:spacing w:after="0" w:line="240" w:lineRule="auto"/>
+        <w:jc w:val="both"/>
+        <w:rPr>
+          <w:rFonts w:ascii="Times New Roman" w:hAnsi="Times New Roman" w:cs="Times New Roman"/>
+          <w:sz w:val="28"/>
+        </w:rPr>
+      </w:pPr>
+      <w:r>
+        <w:rPr>
+          <w:rFonts w:ascii="Times New Roman" w:hAnsi="Times New Roman" w:cs="Times New Roman"/>
+          <w:sz w:val="28"/>
+        </w:rPr>
+        <w:t>- </w:t>
+      </w:r>
+      <w:r>
+        <w:rPr>
+          <w:rFonts w:ascii="Times New Roman" w:hAnsi="Times New Roman" w:cs="Times New Roman"/>
+          <w:sz w:val="28"/>
+          <w:lang w:val="en-US"/>
+        </w:rPr>
+        <w:t>SQL-</w:t>
+      </w:r>
+      <w:r>
+        <w:rPr>
+          <w:rFonts w:ascii="Times New Roman" w:hAnsi="Times New Roman" w:cs="Times New Roman"/>
+          <w:sz w:val="28"/>
+        </w:rPr>
+        <w:t>инъекции:</w:t>
+      </w:r>
+    </w:p>
+    <w:p>
+      <w:pPr>
+        <w:spacing w:after="0" w:line="240" w:lineRule="auto"/>
+        <w:jc w:val="center"/>
+        <w:rPr>
+          <w:rFonts w:ascii="Times New Roman" w:hAnsi="Times New Roman" w:cs="Times New Roman"/>
+          <w:sz w:val="28"/>
+        </w:rPr>
+      </w:pPr>
+    </w:p>
+    <w:p>
+      <w:pPr>
+        <w:spacing w:after="0" w:line="240" w:lineRule="auto"/>
+        <w:jc w:val="center"/>
+        <w:rPr>
+          <w:rFonts w:ascii="Times New Roman" w:hAnsi="Times New Roman" w:cs="Times New Roman"/>
+          <w:sz w:val="28"/>
+          <w:lang w:val="en-US"/>
+        </w:rPr>
+      </w:pPr>
+      <w:r>
+        <w:rPr>
+          <w:noProof/>
+          <w:lang w:eastAsia="ru-RU"/>
+        </w:rPr>
+        <w:drawing>
+          <wp:inline distT="0" distB="0" distL="0" distR="0" wp14:anchorId="043B02E0" wp14:editId="5078EBF1">
+            <wp:extent cx="4973955" cy="1775398"/>
+            <wp:effectExtent l="0" t="0" r="0" b="0"/>
+            <wp:docPr id="13" name="Рисунок 13"/>
+            <wp:cNvGraphicFramePr>
+              <a:graphicFrameLocks xmlns:a="http://schemas.openxmlformats.org/drawingml/2006/main" noChangeAspect="1"/>
+            </wp:cNvGraphicFramePr>
+            <a:graphic xmlns:a="http://schemas.openxmlformats.org/drawingml/2006/main">
+              <a:graphicData uri="http://schemas.openxmlformats.org/drawingml/2006/picture">
+                <pic:pic xmlns:pic="http://schemas.openxmlformats.org/drawingml/2006/picture">
+                  <pic:nvPicPr>
+                    <pic:cNvPr id="1" name=""/>
+                    <pic:cNvPicPr/>
+                  </pic:nvPicPr>
+                  <pic:blipFill rotWithShape="1">
+                    <a:blip r:embed="rId17"/>
+                    <a:srcRect l="27951" t="56836" r="40145" b="22919"/>
+                    <a:stretch/>
+                  </pic:blipFill>
+                  <pic:spPr bwMode="auto">
+                    <a:xfrm>
+                      <a:off x="0" y="0"/>
+                      <a:ext cx="5013459" cy="1789498"/>
+                    </a:xfrm>
+                    <a:prstGeom prst="rect">
+                      <a:avLst/>
+                    </a:prstGeom>
+                    <a:ln>
+                      <a:noFill/>
+                    </a:ln>
+                    <a:extLst>
+                      <a:ext uri="{53640926-AAD7-44D8-BBD7-CCE9431645EC}">
+                        <a14:shadowObscured xmlns:a14="http://schemas.microsoft.com/office/drawing/2010/main"/>
+                      </a:ext>
+                    </a:extLst>
+                  </pic:spPr>
+                </pic:pic>
+              </a:graphicData>
+            </a:graphic>
+          </wp:inline>
+        </w:drawing>
+      </w:r>
+    </w:p>
+    <w:p>
+      <w:pPr>
+        <w:spacing w:after="0" w:line="240" w:lineRule="auto"/>
+        <w:jc w:val="center"/>
+        <w:rPr>
+          <w:rFonts w:ascii="Times New Roman" w:hAnsi="Times New Roman" w:cs="Times New Roman"/>
+          <w:sz w:val="28"/>
+          <w:lang w:val="en-US"/>
+        </w:rPr>
+      </w:pPr>
+    </w:p>
+    <w:p>
+      <w:pPr>
+        <w:spacing w:after="0" w:line="240" w:lineRule="auto"/>
+        <w:jc w:val="both"/>
+        <w:rPr>
+          <w:rFonts w:ascii="Times New Roman" w:hAnsi="Times New Roman" w:cs="Times New Roman"/>
+          <w:sz w:val="28"/>
+        </w:rPr>
+      </w:pPr>
+      <w:r>
+        <w:rPr>
+          <w:rFonts w:ascii="Times New Roman" w:hAnsi="Times New Roman" w:cs="Times New Roman"/>
+          <w:b/>
+          <w:sz w:val="28"/>
+        </w:rPr>
+        <w:t>$1, $2 …</w:t>
+      </w:r>
+      <w:r>
+        <w:rPr>
+          <w:rFonts w:ascii="Times New Roman" w:hAnsi="Times New Roman" w:cs="Times New Roman"/>
+          <w:sz w:val="28"/>
+        </w:rPr>
+        <w:t xml:space="preserve"> </w:t>
+      </w:r>
+      <w:r>
+        <w:rPr>
+          <w:rFonts w:ascii="Times New Roman" w:eastAsia="Times New Roman" w:hAnsi="Times New Roman" w:cs="Times New Roman"/>
+          <w:sz w:val="28"/>
+          <w:szCs w:val="24"/>
+          <w:lang w:eastAsia="ru-RU"/>
+        </w:rPr>
+        <w:t xml:space="preserve">– </w:t>
+      </w:r>
+      <w:r>
+        <w:rPr>
+          <w:rFonts w:ascii="Times New Roman" w:hAnsi="Times New Roman" w:cs="Times New Roman"/>
+          <w:sz w:val="28"/>
+        </w:rPr>
+        <w:t xml:space="preserve">это плейсхолдеры (параметры) в </w:t>
+      </w:r>
+      <w:r>
+        <w:rPr>
+          <w:rFonts w:ascii="Times New Roman" w:hAnsi="Times New Roman" w:cs="Times New Roman"/>
+          <w:sz w:val="28"/>
+          <w:lang w:val="en-US"/>
+        </w:rPr>
+        <w:t>sql</w:t>
+      </w:r>
+      <w:r>
+        <w:rPr>
+          <w:rFonts w:ascii="Times New Roman" w:hAnsi="Times New Roman" w:cs="Times New Roman"/>
+          <w:sz w:val="28"/>
+        </w:rPr>
+        <w:t>.</w:t>
+      </w:r>
+    </w:p>
+    <w:p>
+      <w:pPr>
+        <w:spacing w:after="0" w:line="240" w:lineRule="auto"/>
+        <w:jc w:val="both"/>
+        <w:rPr>
+          <w:rFonts w:ascii="Times New Roman" w:hAnsi="Times New Roman" w:cs="Times New Roman"/>
+          <w:sz w:val="28"/>
+        </w:rPr>
+      </w:pPr>
+    </w:p>
+    <w:p>
+      <w:pPr>
+        <w:spacing w:after="0" w:line="240" w:lineRule="auto"/>
+        <w:jc w:val="center"/>
+        <w:rPr>
+          <w:rFonts w:ascii="Times New Roman" w:hAnsi="Times New Roman" w:cs="Times New Roman"/>
+          <w:sz w:val="28"/>
+        </w:rPr>
+      </w:pPr>
+      <w:r>
+        <w:rPr>
+          <w:noProof/>
+          <w:lang w:eastAsia="ru-RU"/>
+        </w:rPr>
+        <w:drawing>
+          <wp:inline distT="0" distB="0" distL="0" distR="0" wp14:anchorId="7FC25AEF" wp14:editId="0FB92E72">
+            <wp:extent cx="4900353" cy="1234440"/>
+            <wp:effectExtent l="0" t="0" r="0" b="3810"/>
+            <wp:docPr id="14" name="Рисунок 14"/>
+            <wp:cNvGraphicFramePr>
+              <a:graphicFrameLocks xmlns:a="http://schemas.openxmlformats.org/drawingml/2006/main" noChangeAspect="1"/>
+            </wp:cNvGraphicFramePr>
+            <a:graphic xmlns:a="http://schemas.openxmlformats.org/drawingml/2006/main">
+              <a:graphicData uri="http://schemas.openxmlformats.org/drawingml/2006/picture">
+                <pic:pic xmlns:pic="http://schemas.openxmlformats.org/drawingml/2006/picture">
+                  <pic:nvPicPr>
+                    <pic:cNvPr id="1" name=""/>
+                    <pic:cNvPicPr/>
+                  </pic:nvPicPr>
+                  <pic:blipFill rotWithShape="1">
+                    <a:blip r:embed="rId18"/>
+                    <a:srcRect l="27579" t="46750" r="38813" b="38198"/>
+                    <a:stretch/>
+                  </pic:blipFill>
+                  <pic:spPr bwMode="auto">
+                    <a:xfrm>
+                      <a:off x="0" y="0"/>
+                      <a:ext cx="4919593" cy="1239287"/>
+                    </a:xfrm>
+                    <a:prstGeom prst="rect">
+                      <a:avLst/>
+                    </a:prstGeom>
+                    <a:ln>
+                      <a:noFill/>
+                    </a:ln>
+                    <a:extLst>
+                      <a:ext uri="{53640926-AAD7-44D8-BBD7-CCE9431645EC}">
+                        <a14:shadowObscured xmlns:a14="http://schemas.microsoft.com/office/drawing/2010/main"/>
+                      </a:ext>
+                    </a:extLst>
+                  </pic:spPr>
+                </pic:pic>
+              </a:graphicData>
+            </a:graphic>
+          </wp:inline>
+        </w:drawing>
+      </w:r>
+    </w:p>
+    <w:p>
+      <w:pPr>
+        <w:spacing w:after="0" w:line="240" w:lineRule="auto"/>
+        <w:jc w:val="center"/>
+        <w:rPr>
+          <w:rFonts w:ascii="Times New Roman" w:hAnsi="Times New Roman" w:cs="Times New Roman"/>
+          <w:sz w:val="28"/>
+        </w:rPr>
+      </w:pPr>
+    </w:p>
+    <w:p>
+      <w:pPr>
+        <w:spacing w:after="0" w:line="240" w:lineRule="auto"/>
+        <w:jc w:val="center"/>
+        <w:rPr>
+          <w:rFonts w:ascii="Times New Roman" w:hAnsi="Times New Roman" w:cs="Times New Roman"/>
+          <w:b/>
+          <w:sz w:val="28"/>
+          <w:lang w:val="en-US"/>
+        </w:rPr>
+      </w:pPr>
+      <w:r>
+        <w:rPr>
+          <w:rFonts w:ascii="Times New Roman" w:hAnsi="Times New Roman" w:cs="Times New Roman"/>
+          <w:b/>
+          <w:sz w:val="28"/>
+        </w:rPr>
+        <w:t xml:space="preserve">Самописная </w:t>
+      </w:r>
+      <w:r>
+        <w:rPr>
+          <w:rFonts w:ascii="Times New Roman" w:hAnsi="Times New Roman" w:cs="Times New Roman"/>
+          <w:b/>
+          <w:sz w:val="28"/>
+          <w:lang w:val="en-US"/>
+        </w:rPr>
+        <w:t>ORM</w:t>
+      </w:r>
+    </w:p>
+    <w:p>
+      <w:pPr>
+        <w:spacing w:after="0" w:line="240" w:lineRule="auto"/>
+        <w:jc w:val="center"/>
+        <w:rPr>
+          <w:rFonts w:ascii="Times New Roman" w:hAnsi="Times New Roman" w:cs="Times New Roman"/>
+          <w:b/>
+          <w:sz w:val="28"/>
+          <w:lang w:val="en-US"/>
+        </w:rPr>
+      </w:pPr>
+    </w:p>
+    <w:p>
+      <w:pPr>
+        <w:spacing w:after="0" w:line="240" w:lineRule="auto"/>
+        <w:jc w:val="both"/>
+        <w:rPr>
+          <w:rFonts w:ascii="Times New Roman" w:hAnsi="Times New Roman" w:cs="Times New Roman"/>
+          <w:sz w:val="28"/>
+        </w:rPr>
+      </w:pPr>
+      <w:r>
+        <w:rPr>
+          <w:rFonts w:ascii="Times New Roman" w:hAnsi="Times New Roman" w:cs="Times New Roman"/>
+          <w:sz w:val="28"/>
+        </w:rPr>
+        <w:t xml:space="preserve">Самописная ORM – </w:t>
+      </w:r>
+      <w:r>
+        <w:rPr>
+          <w:rFonts w:ascii="Times New Roman" w:hAnsi="Times New Roman" w:cs="Times New Roman"/>
+          <w:sz w:val="28"/>
+        </w:rPr>
+        <w:t>это когда ты создаёшь свои классы и методы для работы с БД, а не используешь готовую библиотеку.</w:t>
+      </w:r>
+    </w:p>
+    <w:p>
+      <w:pPr>
+        <w:spacing w:after="0" w:line="240" w:lineRule="auto"/>
+        <w:jc w:val="both"/>
+        <w:rPr>
+          <w:rFonts w:ascii="Times New Roman" w:hAnsi="Times New Roman" w:cs="Times New Roman"/>
+          <w:sz w:val="28"/>
+        </w:rPr>
+      </w:pPr>
+    </w:p>
+    <w:p>
+      <w:pPr>
+        <w:spacing w:after="0" w:line="240" w:lineRule="auto"/>
+        <w:jc w:val="both"/>
+        <w:rPr>
+          <w:rFonts w:ascii="Times New Roman" w:hAnsi="Times New Roman" w:cs="Times New Roman"/>
+          <w:b/>
+          <w:color w:val="00B050"/>
+          <w:sz w:val="28"/>
+        </w:rPr>
+      </w:pPr>
+      <w:r>
+        <w:rPr>
+          <w:rFonts w:ascii="Times New Roman" w:hAnsi="Times New Roman" w:cs="Times New Roman"/>
+          <w:b/>
+          <w:color w:val="00B050"/>
+          <w:sz w:val="28"/>
+        </w:rPr>
+        <w:t>Плюсы:</w:t>
+      </w:r>
+    </w:p>
+    <w:p>
+      <w:pPr>
+        <w:spacing w:after="0" w:line="240" w:lineRule="auto"/>
+        <w:jc w:val="both"/>
+        <w:rPr>
+          <w:rFonts w:ascii="Times New Roman" w:hAnsi="Times New Roman" w:cs="Times New Roman"/>
+          <w:sz w:val="28"/>
+        </w:rPr>
+      </w:pPr>
+      <w:r>
+        <w:rPr>
+          <w:rFonts w:ascii="Times New Roman" w:hAnsi="Times New Roman" w:cs="Times New Roman"/>
+          <w:sz w:val="28"/>
+        </w:rPr>
+        <w:t>- полный контроль, добавление только нужных методов</w:t>
+      </w:r>
+      <w:bookmarkStart w:id="0" w:name="_GoBack"/>
+      <w:bookmarkEnd w:id="0"/>
+    </w:p>
+    <w:p>
+      <w:pPr>
+        <w:spacing w:after="0" w:line="240" w:lineRule="auto"/>
+        <w:jc w:val="both"/>
+        <w:rPr>
+          <w:rFonts w:ascii="Times New Roman" w:hAnsi="Times New Roman" w:cs="Times New Roman"/>
+          <w:sz w:val="28"/>
+        </w:rPr>
+      </w:pPr>
+      <w:r>
+        <w:rPr>
+          <w:noProof/>
+          <w:lang w:eastAsia="ru-RU"/>
+        </w:rPr>
+        <w:lastRenderedPageBreak/>
+        <w:drawing>
+          <wp:inline distT="0" distB="0" distL="0" distR="0" wp14:anchorId="0C5E9445" wp14:editId="34A41C4C">
+            <wp:extent cx="3718560" cy="2843605"/>
+            <wp:effectExtent l="0" t="0" r="0" b="0"/>
+            <wp:docPr id="9" name="Рисунок 9"/>
+            <wp:cNvGraphicFramePr>
+              <a:graphicFrameLocks xmlns:a="http://schemas.openxmlformats.org/drawingml/2006/main" noChangeAspect="1"/>
+            </wp:cNvGraphicFramePr>
+            <a:graphic xmlns:a="http://schemas.openxmlformats.org/drawingml/2006/main">
+              <a:graphicData uri="http://schemas.openxmlformats.org/drawingml/2006/picture">
+                <pic:pic xmlns:pic="http://schemas.openxmlformats.org/drawingml/2006/picture">
+                  <pic:nvPicPr>
+                    <pic:cNvPr id="1" name=""/>
+                    <pic:cNvPicPr/>
+                  </pic:nvPicPr>
+                  <pic:blipFill rotWithShape="1">
+                    <a:blip r:embed="rId19"/>
+                    <a:srcRect l="25783" t="18245" r="39327" b="34321"/>
+                    <a:stretch/>
+                  </pic:blipFill>
+                  <pic:spPr bwMode="auto">
+                    <a:xfrm>
+                      <a:off x="0" y="0"/>
+                      <a:ext cx="3726259" cy="2849492"/>
+                    </a:xfrm>
+                    <a:prstGeom prst="rect">
+                      <a:avLst/>
+                    </a:prstGeom>
+                    <a:ln>
+                      <a:noFill/>
+                    </a:ln>
+                    <a:extLst>
+                      <a:ext uri="{53640926-AAD7-44D8-BBD7-CCE9431645EC}">
+                        <a14:shadowObscured xmlns:a14="http://schemas.microsoft.com/office/drawing/2010/main"/>
+                      </a:ext>
+                    </a:extLst>
+                  </pic:spPr>
+                </pic:pic>
+              </a:graphicData>
+            </a:graphic>
+          </wp:inline>
+        </w:drawing>
+      </w:r>
+    </w:p>
+    <w:p>
+      <w:pPr>
+        <w:spacing w:after="0" w:line="240" w:lineRule="auto"/>
+        <w:jc w:val="both"/>
+      </w:pPr>
+    </w:p>
+    <w:p>
+      <w:pPr>
+        <w:spacing w:after="0" w:line="240" w:lineRule="auto"/>
+        <w:jc w:val="both"/>
+        <w:rPr>
+          <w:rFonts w:ascii="Times New Roman" w:eastAsia="Times New Roman" w:hAnsi="Times New Roman" w:cs="Times New Roman"/>
+          <w:b/>
+          <w:sz w:val="28"/>
+          <w:szCs w:val="24"/>
+          <w:lang w:eastAsia="ru-RU"/>
+        </w:rPr>
+      </w:pPr>
+    </w:p>
+    <w:p>
+      <w:pPr>
+        <w:jc w:val="both"/>
         <w:rPr>
           <w:rFonts w:ascii="Times New Roman" w:eastAsia="Times New Roman" w:hAnsi="Times New Roman" w:cs="Times New Roman"/>
           <w:b/>
